--- a/dpp-project/DPP数据建设_工具箱/02_服务协议与报价单.docx
+++ b/dpp-project/DPP数据建设_工具箱/02_服务协议与报价单.docx
@@ -29,7 +29,7 @@
           <w:color w:val="666666"/>
           <w:sz w:val="24"/>
         </w:rPr>
-        <w:t>守信财税咨询 · DPP电池护照合规服务</w:t>
+        <w:t>财税咨询 · DPP电池护照合规服务</w:t>
       </w:r>
     </w:p>
     <w:p>
@@ -139,7 +139,7 @@
                 <w:b w:val="0"/>
                 <w:sz w:val="21"/>
               </w:rPr>
-              <w:t>北京乾坤生会计师事务所 / 守信财税咨询</w:t>
+              <w:t>北京会计师事务所 / 财税咨询</w:t>
             </w:r>
           </w:p>
         </w:tc>

--- a/dpp-project/DPP数据建设_工具箱/02_服务协议与报价单.docx
+++ b/dpp-project/DPP数据建设_工具箱/02_服务协议与报价单.docx
@@ -29,7 +29,7 @@
           <w:color w:val="666666"/>
           <w:sz w:val="24"/>
         </w:rPr>
-        <w:t>财税咨询 · DPP电池护照合规服务</w:t>
+        <w:t>咨询 · DPP电池护照合规服务</w:t>
       </w:r>
     </w:p>
     <w:p>
@@ -139,7 +139,7 @@
                 <w:b w:val="0"/>
                 <w:sz w:val="21"/>
               </w:rPr>
-              <w:t>北京会计师事务所 / 财税咨询</w:t>
+              <w:t>北京会计师事务所 / 咨询</w:t>
             </w:r>
           </w:p>
         </w:tc>
@@ -1408,7 +1408,7 @@
                 <w:b w:val="0"/>
                 <w:sz w:val="20"/>
               </w:rPr>
-              <w:t>联系电话：________________</w:t>
+              <w:t/>
             </w:r>
           </w:p>
         </w:tc>
@@ -1424,7 +1424,7 @@
                 <w:b w:val="0"/>
                 <w:sz w:val="20"/>
               </w:rPr>
-              <w:t>联系电话：________________</w:t>
+              <w:t/>
             </w:r>
           </w:p>
         </w:tc>
